--- a/J1.L.P0022.docx
+++ b/J1.L.P0022.docx
@@ -1,6 +1,6 @@
 
 <file path=word/document.xml><?xml version="1.0" encoding="utf-8"?>
-<w:document xmlns:wpc="http://schemas.microsoft.com/office/word/2010/wordprocessingCanvas" xmlns:mc="http://schemas.openxmlformats.org/markup-compatibility/2006" xmlns:o="urn:schemas-microsoft-com:office:office" xmlns:r="http://schemas.openxmlformats.org/officeDocument/2006/relationships" xmlns:m="http://schemas.openxmlformats.org/officeDocument/2006/math" xmlns:v="urn:schemas-microsoft-com:vml" xmlns:wp14="http://schemas.microsoft.com/office/word/2010/wordprocessingDrawing" xmlns:wp="http://schemas.openxmlformats.org/drawingml/2006/wordprocessingDrawing" xmlns:w10="urn:schemas-microsoft-com:office:word" xmlns:w="http://schemas.openxmlformats.org/wordprocessingml/2006/main" xmlns:w14="http://schemas.microsoft.com/office/word/2010/wordml" xmlns:w15="http://schemas.microsoft.com/office/word/2012/wordml" xmlns:wpg="http://schemas.microsoft.com/office/word/2010/wordprocessingGroup" xmlns:wpi="http://schemas.microsoft.com/office/word/2010/wordprocessingInk" xmlns:wne="http://schemas.microsoft.com/office/word/2006/wordml" xmlns:wps="http://schemas.microsoft.com/office/word/2010/wordprocessingShape" mc:Ignorable="w14 w15 wp14">
+<w:document xmlns:wpc="http://schemas.microsoft.com/office/word/2010/wordprocessingCanvas" xmlns:cx="http://schemas.microsoft.com/office/drawing/2014/chartex" xmlns:cx1="http://schemas.microsoft.com/office/drawing/2015/9/8/chartex" xmlns:cx2="http://schemas.microsoft.com/office/drawing/2015/10/21/chartex" xmlns:cx3="http://schemas.microsoft.com/office/drawing/2016/5/9/chartex" xmlns:cx4="http://schemas.microsoft.com/office/drawing/2016/5/10/chartex" xmlns:cx5="http://schemas.microsoft.com/office/drawing/2016/5/11/chartex" xmlns:cx6="http://schemas.microsoft.com/office/drawing/2016/5/12/chartex" xmlns:cx7="http://schemas.microsoft.com/office/drawing/2016/5/13/chartex" xmlns:cx8="http://schemas.microsoft.com/office/drawing/2016/5/14/chartex" xmlns:mc="http://schemas.openxmlformats.org/markup-compatibility/2006" xmlns:aink="http://schemas.microsoft.com/office/drawing/2016/ink" xmlns:am3d="http://schemas.microsoft.com/office/drawing/2017/model3d" xmlns:o="urn:schemas-microsoft-com:office:office" xmlns:oel="http://schemas.microsoft.com/office/2019/extlst" xmlns:r="http://schemas.openxmlformats.org/officeDocument/2006/relationships" xmlns:m="http://schemas.openxmlformats.org/officeDocument/2006/math" xmlns:v="urn:schemas-microsoft-com:vml" xmlns:wp14="http://schemas.microsoft.com/office/word/2010/wordprocessingDrawing" xmlns:wp="http://schemas.openxmlformats.org/drawingml/2006/wordprocessingDrawing" xmlns:w10="urn:schemas-microsoft-com:office:word" xmlns:w="http://schemas.openxmlformats.org/wordprocessingml/2006/main" xmlns:w14="http://schemas.microsoft.com/office/word/2010/wordml" xmlns:w15="http://schemas.microsoft.com/office/word/2012/wordml" xmlns:w16cex="http://schemas.microsoft.com/office/word/2018/wordml/cex" xmlns:w16cid="http://schemas.microsoft.com/office/word/2016/wordml/cid" xmlns:w16="http://schemas.microsoft.com/office/word/2018/wordml" xmlns:w16du="http://schemas.microsoft.com/office/word/2023/wordml/word16du" xmlns:w16sdtdh="http://schemas.microsoft.com/office/word/2020/wordml/sdtdatahash" xmlns:w16se="http://schemas.microsoft.com/office/word/2015/wordml/symex" xmlns:wpg="http://schemas.microsoft.com/office/word/2010/wordprocessingGroup" xmlns:wpi="http://schemas.microsoft.com/office/word/2010/wordprocessingInk" xmlns:wne="http://schemas.microsoft.com/office/word/2006/wordml" xmlns:wps="http://schemas.microsoft.com/office/word/2010/wordprocessingShape" mc:Ignorable="w14 w15 w16se w16cid w16 w16cex w16sdtdh w16du wp14">
   <w:body>
     <w:tbl>
       <w:tblPr>
@@ -393,12 +393,6 @@
       </w:pPr>
       <w:r>
         <w:rPr>
-          <w:rFonts w:eastAsiaTheme="minorEastAsia"/>
-        </w:rPr>
-        <w:t xml:space="preserve">  </w:t>
-      </w:r>
-      <w:r>
-        <w:rPr>
           <w:sz w:val="24"/>
           <w:szCs w:val="24"/>
         </w:rPr>
@@ -1072,39 +1066,22 @@
           <w:sz w:val="24"/>
           <w:szCs w:val="24"/>
         </w:rPr>
+        <w:t xml:space="preserve"> (ExpInYear), </w:t>
+      </w:r>
+      <w:r>
+        <w:rPr>
+          <w:sz w:val="24"/>
+          <w:szCs w:val="24"/>
+        </w:rPr>
+        <w:t>Professional Skill</w:t>
+      </w:r>
+      <w:r>
+        <w:rPr>
+          <w:sz w:val="24"/>
+          <w:szCs w:val="24"/>
+        </w:rPr>
         <w:t xml:space="preserve"> (</w:t>
       </w:r>
-      <w:proofErr w:type="spellStart"/>
-      <w:r>
-        <w:rPr>
-          <w:sz w:val="24"/>
-          <w:szCs w:val="24"/>
-        </w:rPr>
-        <w:t>ExpInYear</w:t>
-      </w:r>
-      <w:proofErr w:type="spellEnd"/>
-      <w:r>
-        <w:rPr>
-          <w:sz w:val="24"/>
-          <w:szCs w:val="24"/>
-        </w:rPr>
-        <w:t xml:space="preserve">), </w:t>
-      </w:r>
-      <w:r>
-        <w:rPr>
-          <w:sz w:val="24"/>
-          <w:szCs w:val="24"/>
-        </w:rPr>
-        <w:t>Professional Skill</w:t>
-      </w:r>
-      <w:r>
-        <w:rPr>
-          <w:sz w:val="24"/>
-          <w:szCs w:val="24"/>
-        </w:rPr>
-        <w:t xml:space="preserve"> (</w:t>
-      </w:r>
-      <w:proofErr w:type="spellStart"/>
       <w:r>
         <w:rPr>
           <w:color w:val="000000"/>
@@ -1114,7 +1091,6 @@
         </w:rPr>
         <w:t>ProSkill</w:t>
       </w:r>
-      <w:proofErr w:type="spellEnd"/>
       <w:r>
         <w:rPr>
           <w:sz w:val="24"/>
@@ -1200,23 +1176,7 @@
           <w:sz w:val="24"/>
           <w:szCs w:val="24"/>
         </w:rPr>
-        <w:t>(</w:t>
-      </w:r>
-      <w:proofErr w:type="spellStart"/>
-      <w:r>
-        <w:rPr>
-          <w:sz w:val="24"/>
-          <w:szCs w:val="24"/>
-        </w:rPr>
-        <w:t>Graduation_date</w:t>
-      </w:r>
-      <w:proofErr w:type="spellEnd"/>
-      <w:r>
-        <w:rPr>
-          <w:sz w:val="24"/>
-          <w:szCs w:val="24"/>
-        </w:rPr>
-        <w:t xml:space="preserve">), </w:t>
+        <w:t xml:space="preserve">(Graduation_date), </w:t>
       </w:r>
       <w:r>
         <w:rPr>
@@ -1230,23 +1190,7 @@
           <w:sz w:val="24"/>
           <w:szCs w:val="24"/>
         </w:rPr>
-        <w:t xml:space="preserve"> (</w:t>
-      </w:r>
-      <w:proofErr w:type="spellStart"/>
-      <w:r>
-        <w:rPr>
-          <w:sz w:val="24"/>
-          <w:szCs w:val="24"/>
-        </w:rPr>
-        <w:t>Graduation_rank</w:t>
-      </w:r>
-      <w:proofErr w:type="spellEnd"/>
-      <w:r>
-        <w:rPr>
-          <w:sz w:val="24"/>
-          <w:szCs w:val="24"/>
-        </w:rPr>
-        <w:t xml:space="preserve">) </w:t>
+        <w:t xml:space="preserve"> (Graduation_rank) </w:t>
       </w:r>
       <w:r>
         <w:rPr>
@@ -1697,18 +1641,8 @@
           <w:sz w:val="24"/>
           <w:szCs w:val="24"/>
         </w:rPr>
-        <w:t xml:space="preserve"> </w:t>
-      </w:r>
-      <w:proofErr w:type="spellStart"/>
-      <w:r>
-        <w:rPr>
-          <w:b/>
-          <w:sz w:val="24"/>
-          <w:szCs w:val="24"/>
-        </w:rPr>
-        <w:t>ArrayList</w:t>
-      </w:r>
-      <w:proofErr w:type="spellEnd"/>
+        <w:t xml:space="preserve"> ArrayList</w:t>
+      </w:r>
       <w:r>
         <w:rPr>
           <w:b/>
@@ -1808,7 +1742,6 @@
         </w:rPr>
         <w:t xml:space="preserve">, </w:t>
       </w:r>
-      <w:proofErr w:type="gramStart"/>
       <w:r>
         <w:rPr>
           <w:sz w:val="24"/>
@@ -1816,7 +1749,6 @@
         </w:rPr>
         <w:t>Rank</w:t>
       </w:r>
-      <w:proofErr w:type="gramEnd"/>
       <w:r>
         <w:rPr>
           <w:sz w:val="24"/>
@@ -1963,17 +1895,8 @@
           <w:sz w:val="24"/>
           <w:szCs w:val="24"/>
         </w:rPr>
-        <w:t xml:space="preserve"> (</w:t>
-      </w:r>
-      <w:proofErr w:type="spellStart"/>
-      <w:r>
-        <w:rPr>
-          <w:sz w:val="24"/>
-          <w:szCs w:val="24"/>
-        </w:rPr>
-        <w:t>eg</w:t>
-      </w:r>
-      <w:proofErr w:type="spellEnd"/>
+        <w:t xml:space="preserve"> (eg</w:t>
+      </w:r>
       <w:r>
         <w:rPr>
           <w:sz w:val="24"/>
@@ -2123,15 +2046,7 @@
         <w:t>From “Main Screen”</w:t>
       </w:r>
       <w:r>
-        <w:t>, use select one item (1</w:t>
-      </w:r>
-      <w:proofErr w:type="gramStart"/>
-      <w:r>
-        <w:t>,2,3</w:t>
-      </w:r>
-      <w:proofErr w:type="gramEnd"/>
-      <w:r>
-        <w:t xml:space="preserve">) to create candidate. After each </w:t>
+        <w:t xml:space="preserve">, use select one item (1,2,3) to create candidate. After each </w:t>
       </w:r>
       <w:r>
         <w:t>candidate</w:t>
@@ -2140,15 +2055,7 @@
         <w:t xml:space="preserve"> is created</w:t>
       </w:r>
       <w:r>
-        <w:t>, the system shows message: Do you want to continue (Y/N)</w:t>
-      </w:r>
-      <w:proofErr w:type="gramStart"/>
-      <w:r>
-        <w:t>?.</w:t>
-      </w:r>
-      <w:proofErr w:type="gramEnd"/>
-      <w:r>
-        <w:t xml:space="preserve"> User chooses Y to continues, if you chooses N, the program returns main screen and display all candidate</w:t>
+        <w:t>, the system shows message: Do you want to continue (Y/N)?. User chooses Y to continues, if you chooses N, the program returns main screen and display all candidate</w:t>
       </w:r>
       <w:r>
         <w:t>s</w:t>
@@ -2470,7 +2377,6 @@
           <w:szCs w:val="24"/>
         </w:rPr>
       </w:pPr>
-      <w:proofErr w:type="spellStart"/>
       <w:r>
         <w:rPr>
           <w:sz w:val="24"/>
@@ -2478,7 +2384,6 @@
         </w:rPr>
         <w:t>Aelbrecht</w:t>
       </w:r>
-      <w:proofErr w:type="spellEnd"/>
       <w:r>
         <w:rPr>
           <w:sz w:val="24"/>
@@ -2537,21 +2442,12 @@
           <w:szCs w:val="24"/>
         </w:rPr>
       </w:pPr>
-      <w:proofErr w:type="spellStart"/>
-      <w:r>
-        <w:rPr>
-          <w:sz w:val="24"/>
-          <w:szCs w:val="24"/>
-        </w:rPr>
-        <w:t>Ahlgren</w:t>
-      </w:r>
-      <w:proofErr w:type="spellEnd"/>
-      <w:r>
-        <w:rPr>
-          <w:sz w:val="24"/>
-          <w:szCs w:val="24"/>
-        </w:rPr>
-        <w:t xml:space="preserve"> Maria</w:t>
+      <w:r>
+        <w:rPr>
+          <w:sz w:val="24"/>
+          <w:szCs w:val="24"/>
+        </w:rPr>
+        <w:t>Ahlgren Maria</w:t>
       </w:r>
     </w:p>
     <w:p>
@@ -2563,7 +2459,6 @@
           <w:rFonts w:cstheme="majorHAnsi"/>
         </w:rPr>
       </w:pPr>
-      <w:proofErr w:type="spellStart"/>
       <w:r>
         <w:rPr>
           <w:sz w:val="24"/>
@@ -2571,20 +2466,12 @@
         </w:rPr>
         <w:t>Antošová</w:t>
       </w:r>
-      <w:proofErr w:type="spellEnd"/>
       <w:r>
         <w:rPr>
           <w:sz w:val="24"/>
           <w:szCs w:val="24"/>
         </w:rPr>
         <w:tab/>
-      </w:r>
-      <w:proofErr w:type="spellStart"/>
-      <w:r>
-        <w:rPr>
-          <w:sz w:val="24"/>
-          <w:szCs w:val="24"/>
-        </w:rPr>
         <w:t>Ad</w:t>
       </w:r>
       <w:r>
@@ -2617,7 +2504,6 @@
         </w:rPr>
         <w:t>a</w:t>
       </w:r>
-      <w:proofErr w:type="spellEnd"/>
     </w:p>
     <w:p>
       <w:pPr>
@@ -2670,17 +2556,8 @@
           <w:sz w:val="24"/>
           <w:szCs w:val="24"/>
         </w:rPr>
-        <w:t xml:space="preserve">Cabrera </w:t>
-      </w:r>
-      <w:proofErr w:type="spellStart"/>
-      <w:r>
-        <w:rPr>
-          <w:sz w:val="24"/>
-          <w:szCs w:val="24"/>
-        </w:rPr>
-        <w:t>Cornide</w:t>
-      </w:r>
-      <w:proofErr w:type="spellEnd"/>
+        <w:t>Cabrera Cornide</w:t>
+      </w:r>
     </w:p>
     <w:p>
       <w:pPr>
@@ -2709,21 +2586,12 @@
           <w:rFonts w:cstheme="majorHAnsi"/>
         </w:rPr>
       </w:pPr>
-      <w:proofErr w:type="spellStart"/>
-      <w:r>
-        <w:rPr>
-          <w:sz w:val="24"/>
-          <w:szCs w:val="24"/>
-        </w:rPr>
-        <w:t>Casulari</w:t>
-      </w:r>
-      <w:proofErr w:type="spellEnd"/>
-      <w:r>
-        <w:rPr>
-          <w:sz w:val="24"/>
-          <w:szCs w:val="24"/>
-        </w:rPr>
-        <w:t xml:space="preserve"> Motta</w:t>
+      <w:r>
+        <w:rPr>
+          <w:sz w:val="24"/>
+          <w:szCs w:val="24"/>
+        </w:rPr>
+        <w:t>Casulari Motta</w:t>
       </w:r>
       <w:r>
         <w:rPr>
@@ -2778,7 +2646,6 @@
           <w:szCs w:val="24"/>
         </w:rPr>
       </w:pPr>
-      <w:proofErr w:type="spellStart"/>
       <w:r>
         <w:rPr>
           <w:sz w:val="24"/>
@@ -2786,23 +2653,14 @@
         </w:rPr>
         <w:t>Csokán</w:t>
       </w:r>
-      <w:proofErr w:type="spellEnd"/>
       <w:r>
         <w:rPr>
           <w:sz w:val="24"/>
           <w:szCs w:val="24"/>
         </w:rPr>
         <w:tab/>
-      </w:r>
-      <w:proofErr w:type="spellStart"/>
-      <w:r>
-        <w:rPr>
-          <w:sz w:val="24"/>
-          <w:szCs w:val="24"/>
-        </w:rPr>
         <w:t>Babett</w:t>
       </w:r>
-      <w:proofErr w:type="spellEnd"/>
     </w:p>
     <w:p>
       <w:pPr>
@@ -2819,17 +2677,8 @@
           <w:sz w:val="24"/>
           <w:szCs w:val="24"/>
         </w:rPr>
-        <w:t xml:space="preserve">Joana </w:t>
-      </w:r>
-      <w:proofErr w:type="spellStart"/>
-      <w:r>
-        <w:rPr>
-          <w:sz w:val="24"/>
-          <w:szCs w:val="24"/>
-        </w:rPr>
-        <w:t>Filipa</w:t>
-      </w:r>
-      <w:proofErr w:type="spellEnd"/>
+        <w:t>Joana Filipa</w:t>
+      </w:r>
     </w:p>
     <w:p>
       <w:pPr>
@@ -2871,16 +2720,8 @@
         <w:rPr>
           <w:rFonts w:cstheme="majorHAnsi"/>
         </w:rPr>
-        <w:t xml:space="preserve">Input Candidate name (First name or Last name): </w:t>
-      </w:r>
-      <w:proofErr w:type="spellStart"/>
-      <w:r>
-        <w:rPr>
-          <w:rFonts w:cstheme="majorHAnsi"/>
-        </w:rPr>
-        <w:t>eva</w:t>
-      </w:r>
-      <w:proofErr w:type="spellEnd"/>
+        <w:t>Input Candidate name (First name or Last name): eva</w:t>
+      </w:r>
     </w:p>
     <w:p>
       <w:pPr>
@@ -2968,23 +2809,7 @@
           <w:sz w:val="24"/>
           <w:szCs w:val="24"/>
         </w:rPr>
-        <w:t xml:space="preserve"> | 1990 | Sao </w:t>
-      </w:r>
-      <w:proofErr w:type="spellStart"/>
-      <w:r>
-        <w:rPr>
-          <w:sz w:val="24"/>
-          <w:szCs w:val="24"/>
-        </w:rPr>
-        <w:t>paulo</w:t>
-      </w:r>
-      <w:proofErr w:type="spellEnd"/>
-      <w:r>
-        <w:rPr>
-          <w:sz w:val="24"/>
-          <w:szCs w:val="24"/>
-        </w:rPr>
-        <w:t xml:space="preserve">| 940394 | </w:t>
+        <w:t xml:space="preserve"> | 1990 | Sao paulo| 940394 | </w:t>
       </w:r>
       <w:hyperlink r:id="rId6" w:history="1">
         <w:r>
@@ -3013,53 +2838,19 @@
           <w:rFonts w:cstheme="majorHAnsi"/>
         </w:rPr>
       </w:pPr>
-      <w:proofErr w:type="spellStart"/>
-      <w:r>
-        <w:rPr>
-          <w:sz w:val="24"/>
-          <w:szCs w:val="24"/>
-        </w:rPr>
-        <w:t>Antošová</w:t>
-      </w:r>
-      <w:proofErr w:type="spellEnd"/>
-      <w:r>
-        <w:rPr>
-          <w:sz w:val="24"/>
-          <w:szCs w:val="24"/>
-        </w:rPr>
-        <w:t xml:space="preserve"> </w:t>
-      </w:r>
-      <w:proofErr w:type="spellStart"/>
-      <w:r>
-        <w:rPr>
-          <w:sz w:val="24"/>
-          <w:szCs w:val="24"/>
-        </w:rPr>
-        <w:t>Adeleva</w:t>
-      </w:r>
-      <w:proofErr w:type="spellEnd"/>
-      <w:r>
-        <w:rPr>
-          <w:sz w:val="24"/>
-          <w:szCs w:val="24"/>
-        </w:rPr>
-        <w:t xml:space="preserve"> | 1989 | Rio de </w:t>
-      </w:r>
-      <w:proofErr w:type="spellStart"/>
-      <w:r>
-        <w:rPr>
-          <w:sz w:val="24"/>
-          <w:szCs w:val="24"/>
-        </w:rPr>
-        <w:t>janero</w:t>
-      </w:r>
-      <w:proofErr w:type="spellEnd"/>
-      <w:r>
-        <w:rPr>
-          <w:sz w:val="24"/>
-          <w:szCs w:val="24"/>
-        </w:rPr>
-        <w:t xml:space="preserve"> | 984933| </w:t>
+      <w:r>
+        <w:rPr>
+          <w:sz w:val="24"/>
+          <w:szCs w:val="24"/>
+        </w:rPr>
+        <w:t>Antošová Adeleva</w:t>
+      </w:r>
+      <w:r>
+        <w:rPr>
+          <w:sz w:val="24"/>
+          <w:szCs w:val="24"/>
+        </w:rPr>
+        <w:t xml:space="preserve"> | 1989 | Rio de janero | 984933| </w:t>
       </w:r>
       <w:hyperlink r:id="rId7" w:history="1">
         <w:r>
@@ -3364,21 +3155,7 @@
               <w:rPr>
                 <w:rFonts w:cstheme="majorHAnsi"/>
               </w:rPr>
-              <w:t xml:space="preserve">Should create Candidate as a </w:t>
-            </w:r>
-            <w:proofErr w:type="spellStart"/>
-            <w:r>
-              <w:rPr>
-                <w:rFonts w:cstheme="majorHAnsi"/>
-              </w:rPr>
-              <w:t>SuperClass</w:t>
-            </w:r>
-            <w:proofErr w:type="spellEnd"/>
-            <w:r>
-              <w:rPr>
-                <w:rFonts w:cstheme="majorHAnsi"/>
-              </w:rPr>
-              <w:t xml:space="preserve">. Experience, Fresher and </w:t>
+              <w:t xml:space="preserve">Should create Candidate as a SuperClass. Experience, Fresher and </w:t>
             </w:r>
             <w:r>
               <w:rPr>
@@ -3386,27 +3163,11 @@
               </w:rPr>
               <w:t>Internship</w:t>
             </w:r>
-            <w:bookmarkStart w:id="0" w:name="_GoBack"/>
-            <w:bookmarkEnd w:id="0"/>
             <w:r>
               <w:rPr>
                 <w:rFonts w:cstheme="majorHAnsi"/>
               </w:rPr>
-              <w:t xml:space="preserve"> Candidate as </w:t>
-            </w:r>
-            <w:proofErr w:type="spellStart"/>
-            <w:r>
-              <w:rPr>
-                <w:rFonts w:cstheme="majorHAnsi"/>
-              </w:rPr>
-              <w:t>SubClasses</w:t>
-            </w:r>
-            <w:proofErr w:type="spellEnd"/>
-            <w:r>
-              <w:rPr>
-                <w:rFonts w:cstheme="majorHAnsi"/>
-              </w:rPr>
-              <w:t xml:space="preserve"> that extend Candidate</w:t>
+              <w:t xml:space="preserve"> Candidate as SubClasses that extend Candidate</w:t>
             </w:r>
           </w:p>
           <w:p>
@@ -3488,21 +3249,7 @@
               <w:rPr>
                 <w:rFonts w:cstheme="majorHAnsi"/>
               </w:rPr>
-              <w:t xml:space="preserve">Should use </w:t>
-            </w:r>
-            <w:proofErr w:type="spellStart"/>
-            <w:r>
-              <w:rPr>
-                <w:rFonts w:cstheme="majorHAnsi"/>
-              </w:rPr>
-              <w:t>ArrayList</w:t>
-            </w:r>
-            <w:proofErr w:type="spellEnd"/>
-            <w:r>
-              <w:rPr>
-                <w:rFonts w:cstheme="majorHAnsi"/>
-              </w:rPr>
-              <w:t xml:space="preserve"> to store Fresher Candidate</w:t>
+              <w:t>Should use ArrayList to store Fresher Candidate</w:t>
             </w:r>
           </w:p>
         </w:tc>
@@ -3571,21 +3318,7 @@
               <w:rPr>
                 <w:rFonts w:cstheme="majorHAnsi"/>
               </w:rPr>
-              <w:t xml:space="preserve">Should use </w:t>
-            </w:r>
-            <w:proofErr w:type="spellStart"/>
-            <w:r>
-              <w:rPr>
-                <w:rFonts w:cstheme="majorHAnsi"/>
-              </w:rPr>
-              <w:t>ArrayList</w:t>
-            </w:r>
-            <w:proofErr w:type="spellEnd"/>
-            <w:r>
-              <w:rPr>
-                <w:rFonts w:cstheme="majorHAnsi"/>
-              </w:rPr>
-              <w:t xml:space="preserve"> to store Fresher Candidate</w:t>
+              <w:t>Should use ArrayList to store Fresher Candidate</w:t>
             </w:r>
           </w:p>
         </w:tc>
@@ -3724,7 +3457,7 @@
 </file>
 
 <file path=word/numbering.xml><?xml version="1.0" encoding="utf-8"?>
-<w:numbering xmlns:wpc="http://schemas.microsoft.com/office/word/2010/wordprocessingCanvas" xmlns:mc="http://schemas.openxmlformats.org/markup-compatibility/2006" xmlns:o="urn:schemas-microsoft-com:office:office" xmlns:r="http://schemas.openxmlformats.org/officeDocument/2006/relationships" xmlns:m="http://schemas.openxmlformats.org/officeDocument/2006/math" xmlns:v="urn:schemas-microsoft-com:vml" xmlns:wp14="http://schemas.microsoft.com/office/word/2010/wordprocessingDrawing" xmlns:wp="http://schemas.openxmlformats.org/drawingml/2006/wordprocessingDrawing" xmlns:w10="urn:schemas-microsoft-com:office:word" xmlns:w="http://schemas.openxmlformats.org/wordprocessingml/2006/main" xmlns:w14="http://schemas.microsoft.com/office/word/2010/wordml" xmlns:w15="http://schemas.microsoft.com/office/word/2012/wordml" xmlns:wpg="http://schemas.microsoft.com/office/word/2010/wordprocessingGroup" xmlns:wpi="http://schemas.microsoft.com/office/word/2010/wordprocessingInk" xmlns:wne="http://schemas.microsoft.com/office/word/2006/wordml" xmlns:wps="http://schemas.microsoft.com/office/word/2010/wordprocessingShape" mc:Ignorable="w14 w15 wp14">
+<w:numbering xmlns:wpc="http://schemas.microsoft.com/office/word/2010/wordprocessingCanvas" xmlns:cx="http://schemas.microsoft.com/office/drawing/2014/chartex" xmlns:cx1="http://schemas.microsoft.com/office/drawing/2015/9/8/chartex" xmlns:cx2="http://schemas.microsoft.com/office/drawing/2015/10/21/chartex" xmlns:cx3="http://schemas.microsoft.com/office/drawing/2016/5/9/chartex" xmlns:cx4="http://schemas.microsoft.com/office/drawing/2016/5/10/chartex" xmlns:cx5="http://schemas.microsoft.com/office/drawing/2016/5/11/chartex" xmlns:cx6="http://schemas.microsoft.com/office/drawing/2016/5/12/chartex" xmlns:cx7="http://schemas.microsoft.com/office/drawing/2016/5/13/chartex" xmlns:cx8="http://schemas.microsoft.com/office/drawing/2016/5/14/chartex" xmlns:mc="http://schemas.openxmlformats.org/markup-compatibility/2006" xmlns:aink="http://schemas.microsoft.com/office/drawing/2016/ink" xmlns:am3d="http://schemas.microsoft.com/office/drawing/2017/model3d" xmlns:o="urn:schemas-microsoft-com:office:office" xmlns:oel="http://schemas.microsoft.com/office/2019/extlst" xmlns:r="http://schemas.openxmlformats.org/officeDocument/2006/relationships" xmlns:m="http://schemas.openxmlformats.org/officeDocument/2006/math" xmlns:v="urn:schemas-microsoft-com:vml" xmlns:wp14="http://schemas.microsoft.com/office/word/2010/wordprocessingDrawing" xmlns:wp="http://schemas.openxmlformats.org/drawingml/2006/wordprocessingDrawing" xmlns:w10="urn:schemas-microsoft-com:office:word" xmlns:w="http://schemas.openxmlformats.org/wordprocessingml/2006/main" xmlns:w14="http://schemas.microsoft.com/office/word/2010/wordml" xmlns:w15="http://schemas.microsoft.com/office/word/2012/wordml" xmlns:w16cex="http://schemas.microsoft.com/office/word/2018/wordml/cex" xmlns:w16cid="http://schemas.microsoft.com/office/word/2016/wordml/cid" xmlns:w16="http://schemas.microsoft.com/office/word/2018/wordml" xmlns:w16du="http://schemas.microsoft.com/office/word/2023/wordml/word16du" xmlns:w16sdtdh="http://schemas.microsoft.com/office/word/2020/wordml/sdtdatahash" xmlns:w16se="http://schemas.microsoft.com/office/word/2015/wordml/symex" xmlns:wpg="http://schemas.microsoft.com/office/word/2010/wordprocessingGroup" xmlns:wpi="http://schemas.microsoft.com/office/word/2010/wordprocessingInk" xmlns:wne="http://schemas.microsoft.com/office/word/2006/wordml" xmlns:wps="http://schemas.microsoft.com/office/word/2010/wordprocessingShape" mc:Ignorable="w14 w15 w16se w16cid w16 w16cex w16sdtdh w16du wp14">
   <w:abstractNum w:abstractNumId="0" w15:restartNumberingAfterBreak="0">
     <w:nsid w:val="08C77257"/>
     <w:multiLevelType w:val="hybridMultilevel"/>
@@ -5310,56 +5043,56 @@
       </w:rPr>
     </w:lvl>
   </w:abstractNum>
-  <w:num w:numId="1">
+  <w:num w:numId="1" w16cid:durableId="150340544">
     <w:abstractNumId w:val="13"/>
   </w:num>
-  <w:num w:numId="2">
+  <w:num w:numId="2" w16cid:durableId="140538150">
     <w:abstractNumId w:val="11"/>
   </w:num>
-  <w:num w:numId="3">
+  <w:num w:numId="3" w16cid:durableId="1108965118">
     <w:abstractNumId w:val="3"/>
   </w:num>
-  <w:num w:numId="4">
+  <w:num w:numId="4" w16cid:durableId="1534230417">
     <w:abstractNumId w:val="12"/>
   </w:num>
-  <w:num w:numId="5">
+  <w:num w:numId="5" w16cid:durableId="1390105511">
     <w:abstractNumId w:val="6"/>
   </w:num>
-  <w:num w:numId="6">
+  <w:num w:numId="6" w16cid:durableId="460805303">
     <w:abstractNumId w:val="1"/>
   </w:num>
-  <w:num w:numId="7">
+  <w:num w:numId="7" w16cid:durableId="459569372">
     <w:abstractNumId w:val="8"/>
   </w:num>
-  <w:num w:numId="8">
+  <w:num w:numId="8" w16cid:durableId="581918521">
     <w:abstractNumId w:val="2"/>
   </w:num>
-  <w:num w:numId="9">
+  <w:num w:numId="9" w16cid:durableId="1001542762">
     <w:abstractNumId w:val="5"/>
   </w:num>
-  <w:num w:numId="10">
+  <w:num w:numId="10" w16cid:durableId="2074155635">
     <w:abstractNumId w:val="10"/>
   </w:num>
-  <w:num w:numId="11">
+  <w:num w:numId="11" w16cid:durableId="1395082458">
     <w:abstractNumId w:val="0"/>
   </w:num>
-  <w:num w:numId="12">
+  <w:num w:numId="12" w16cid:durableId="1904025356">
     <w:abstractNumId w:val="14"/>
   </w:num>
-  <w:num w:numId="13">
+  <w:num w:numId="13" w16cid:durableId="1152913637">
     <w:abstractNumId w:val="7"/>
   </w:num>
-  <w:num w:numId="14">
+  <w:num w:numId="14" w16cid:durableId="1288514514">
     <w:abstractNumId w:val="4"/>
   </w:num>
-  <w:num w:numId="15">
+  <w:num w:numId="15" w16cid:durableId="1107238597">
     <w:abstractNumId w:val="9"/>
   </w:num>
 </w:numbering>
 </file>
 
 <file path=word/styles.xml><?xml version="1.0" encoding="utf-8"?>
-<w:styles xmlns:mc="http://schemas.openxmlformats.org/markup-compatibility/2006" xmlns:r="http://schemas.openxmlformats.org/officeDocument/2006/relationships" xmlns:w="http://schemas.openxmlformats.org/wordprocessingml/2006/main" xmlns:w14="http://schemas.microsoft.com/office/word/2010/wordml" xmlns:w15="http://schemas.microsoft.com/office/word/2012/wordml" mc:Ignorable="w14 w15">
+<w:styles xmlns:mc="http://schemas.openxmlformats.org/markup-compatibility/2006" xmlns:r="http://schemas.openxmlformats.org/officeDocument/2006/relationships" xmlns:w="http://schemas.openxmlformats.org/wordprocessingml/2006/main" xmlns:w14="http://schemas.microsoft.com/office/word/2010/wordml" xmlns:w15="http://schemas.microsoft.com/office/word/2012/wordml" xmlns:w16cex="http://schemas.microsoft.com/office/word/2018/wordml/cex" xmlns:w16cid="http://schemas.microsoft.com/office/word/2016/wordml/cid" xmlns:w16="http://schemas.microsoft.com/office/word/2018/wordml" xmlns:w16du="http://schemas.microsoft.com/office/word/2023/wordml/word16du" xmlns:w16sdtdh="http://schemas.microsoft.com/office/word/2020/wordml/sdtdatahash" xmlns:w16se="http://schemas.microsoft.com/office/word/2015/wordml/symex" mc:Ignorable="w14 w15 w16se w16cid w16 w16cex w16sdtdh w16du">
   <w:docDefaults>
     <w:rPrDefault>
       <w:rPr>
@@ -5375,7 +5108,7 @@
       </w:pPr>
     </w:pPrDefault>
   </w:docDefaults>
-  <w:latentStyles w:defLockedState="0" w:defUIPriority="99" w:defSemiHidden="0" w:defUnhideWhenUsed="0" w:defQFormat="0" w:count="371">
+  <w:latentStyles w:defLockedState="0" w:defUIPriority="99" w:defSemiHidden="0" w:defUnhideWhenUsed="0" w:defQFormat="0" w:count="376">
     <w:lsdException w:name="Normal" w:uiPriority="0" w:qFormat="1"/>
     <w:lsdException w:name="heading 1" w:uiPriority="9" w:qFormat="1"/>
     <w:lsdException w:name="heading 2" w:semiHidden="1" w:uiPriority="9" w:unhideWhenUsed="1" w:qFormat="1"/>
@@ -5747,6 +5480,11 @@
     <w:lsdException w:name="List Table 5 Dark Accent 6" w:uiPriority="50"/>
     <w:lsdException w:name="List Table 6 Colorful Accent 6" w:uiPriority="51"/>
     <w:lsdException w:name="List Table 7 Colorful Accent 6" w:uiPriority="52"/>
+    <w:lsdException w:name="Mention" w:semiHidden="1" w:unhideWhenUsed="1"/>
+    <w:lsdException w:name="Smart Hyperlink" w:semiHidden="1" w:unhideWhenUsed="1"/>
+    <w:lsdException w:name="Hashtag" w:semiHidden="1" w:unhideWhenUsed="1"/>
+    <w:lsdException w:name="Unresolved Mention" w:semiHidden="1" w:unhideWhenUsed="1"/>
+    <w:lsdException w:name="Smart Link" w:semiHidden="1" w:unhideWhenUsed="1"/>
   </w:latentStyles>
   <w:style w:type="paragraph" w:default="1" w:styleId="Normal">
     <w:name w:val="Normal"/>
